--- a/public/templates/my-cs-givenchy.docx
+++ b/public/templates/my-cs-givenchy.docx
@@ -125,6 +125,7 @@
     </w:p>
     <w:p>
       <w:pPr>
+        <w:spacing w:after="0" w:line="240" w:lineRule="auto"/>
         <w:jc w:val="both"/>
         <w:rPr>
           <w:rFonts w:ascii="Segoe UI" w:hAnsi="Segoe UI" w:cs="Segoe UI"/>
@@ -222,7 +223,25 @@
           <w:sz w:val="22"/>
           <w:szCs w:val="22"/>
         </w:rPr>
-        <w:t xml:space="preserve">We are pleased to confirm your employment with us at Agensi Pekerjaan Luxury Careers Sdn. Bhd. with effect of {startDate}, hereinafter referred to as “Luxury Careers.” During your employment with us, you will be assigned exclusively to LVMH Fragrances Brands (Givenchy), which will be referred as “the Client” throughout this contract.</w:t>
+        <w:t xml:space="preserve">We are pleased to confirm your employment with us at Agensi Pekerjaan Luxury Careers Sdn. Bhd. with effect of </w:t>
+      </w:r>
+      <w:r>
+        <w:rPr>
+          <w:rFonts w:ascii="Segoe UI" w:hAnsi="Segoe UI" w:cs="Segoe UI"/>
+          <w:b/>
+          <w:bCs/>
+          <w:sz w:val="22"/>
+          <w:szCs w:val="22"/>
+        </w:rPr>
+        <w:t xml:space="preserve">{startDate}</w:t>
+      </w:r>
+      <w:r>
+        <w:rPr>
+          <w:rFonts w:ascii="Segoe UI" w:hAnsi="Segoe UI" w:cs="Segoe UI"/>
+          <w:sz w:val="22"/>
+          <w:szCs w:val="22"/>
+        </w:rPr>
+        <w:t xml:space="preserve">, hereinafter referred to as “Luxury Careers.” During your employment with us, you will be assigned exclusively to LVMH Fragrances Brands (Givenchy), which will be referred as “the Client” throughout this contract.</w:t>
       </w:r>
     </w:p>
     <w:p>
@@ -312,7 +331,25 @@
           <w:b w:val="0"/>
           <w:szCs w:val="22"/>
         </w:rPr>
-        <w:t xml:space="preserve">Your designation shall be {designation}.</w:t>
+        <w:t xml:space="preserve">Your designation shall be </w:t>
+      </w:r>
+      <w:r>
+        <w:rPr>
+          <w:rFonts w:ascii="Segoe UI" w:hAnsi="Segoe UI" w:cs="Segoe UI"/>
+          <w:b/>
+          <w:bCs/>
+          <w:b w:val="0"/>
+          <w:szCs w:val="22"/>
+        </w:rPr>
+        <w:t xml:space="preserve">{designation}</w:t>
+      </w:r>
+      <w:r>
+        <w:rPr>
+          <w:rFonts w:ascii="Segoe UI" w:hAnsi="Segoe UI" w:cs="Segoe UI"/>
+          <w:b w:val="0"/>
+          <w:szCs w:val="22"/>
+        </w:rPr>
+        <w:t xml:space="preserve">.</w:t>
       </w:r>
     </w:p>
     <w:p>
@@ -517,7 +554,25 @@
           <w:sz w:val="22"/>
           <w:szCs w:val="22"/>
         </w:rPr>
-        <w:t xml:space="preserve">Your gross basic monthly salary will be RM{salaryFigure} (Ringgit Malaysia: {salaryWords} Only) per month, and you will also receive the following allowances payable at the end of each: </w:t>
+        <w:t xml:space="preserve">Your gross basic monthly salary will be RM</w:t>
+      </w:r>
+      <w:r>
+        <w:rPr>
+          <w:rFonts w:ascii="Segoe UI" w:hAnsi="Segoe UI" w:cs="Segoe UI"/>
+          <w:b/>
+          <w:bCs/>
+          <w:sz w:val="22"/>
+          <w:szCs w:val="22"/>
+        </w:rPr>
+        <w:t xml:space="preserve">{salaryFigure}</w:t>
+      </w:r>
+      <w:r>
+        <w:rPr>
+          <w:rFonts w:ascii="Segoe UI" w:hAnsi="Segoe UI" w:cs="Segoe UI"/>
+          <w:sz w:val="22"/>
+          <w:szCs w:val="22"/>
+        </w:rPr>
+        <w:t xml:space="preserve"> (Ringgit Malaysia: {salaryWords} Only) per month, and you will also receive the following allowances payable at the end of each: </w:t>
       </w:r>
     </w:p>
     <w:p>
@@ -554,7 +609,29 @@
           <w:szCs w:val="22"/>
           <w:lang w:eastAsia="zh-CN"/>
         </w:rPr>
-        <w:t xml:space="preserve">You are entitled with RM{travelFigure} (Ringgit Malaysia: {travelWords} Only) per month as Travelling Allowance</w:t>
+        <w:t xml:space="preserve">You are entitled with RM</w:t>
+      </w:r>
+      <w:r>
+        <w:rPr>
+          <w:rFonts w:ascii="Segoe UI" w:hAnsi="Segoe UI" w:cs="Segoe UI" w:hint="eastAsia"/>
+          <w:b/>
+          <w:bCs/>
+          <w:bCs/>
+          <w:sz w:val="22"/>
+          <w:szCs w:val="22"/>
+          <w:lang w:eastAsia="zh-CN"/>
+        </w:rPr>
+        <w:t xml:space="preserve">{travelFigure}</w:t>
+      </w:r>
+      <w:r>
+        <w:rPr>
+          <w:rFonts w:ascii="Segoe UI" w:hAnsi="Segoe UI" w:cs="Segoe UI" w:hint="eastAsia"/>
+          <w:bCs/>
+          <w:sz w:val="22"/>
+          <w:szCs w:val="22"/>
+          <w:lang w:eastAsia="zh-CN"/>
+        </w:rPr>
+        <w:t xml:space="preserve"> (Ringgit Malaysia: {travelWords} Only) per month as Travelling Allowance</w:t>
       </w:r>
     </w:p>
     <w:p>
@@ -591,7 +668,29 @@
           <w:szCs w:val="22"/>
           <w:lang w:eastAsia="zh-CN"/>
         </w:rPr>
-        <w:t xml:space="preserve">You are entitled with RM{groomingFigure} (Ringgit Malaysia: {groomingWords} Only) per month as Grooming Allowance</w:t>
+        <w:t xml:space="preserve">You are entitled with RM</w:t>
+      </w:r>
+      <w:r>
+        <w:rPr>
+          <w:rFonts w:ascii="Segoe UI" w:hAnsi="Segoe UI" w:cs="Segoe UI" w:hint="eastAsia"/>
+          <w:b/>
+          <w:bCs/>
+          <w:bCs/>
+          <w:sz w:val="22"/>
+          <w:szCs w:val="22"/>
+          <w:lang w:eastAsia="zh-CN"/>
+        </w:rPr>
+        <w:t xml:space="preserve">{groomingFigure}</w:t>
+      </w:r>
+      <w:r>
+        <w:rPr>
+          <w:rFonts w:ascii="Segoe UI" w:hAnsi="Segoe UI" w:cs="Segoe UI" w:hint="eastAsia"/>
+          <w:bCs/>
+          <w:sz w:val="22"/>
+          <w:szCs w:val="22"/>
+          <w:lang w:eastAsia="zh-CN"/>
+        </w:rPr>
+        <w:t xml:space="preserve"> (Ringgit Malaysia: {groomingWords} Only) per month as Grooming Allowance</w:t>
       </w:r>
     </w:p>
     <w:p>
@@ -1173,7 +1272,43 @@
           <w:sz w:val="22"/>
           <w:szCs w:val="22"/>
         </w:rPr>
-        <w:t xml:space="preserve">The agreed employment duration is from {startDate} to {endDate}. It may be subject to renewal based on mutual agreement between you and Luxury Careers.</w:t>
+        <w:t xml:space="preserve">The agreed employment duration is from </w:t>
+      </w:r>
+      <w:r>
+        <w:rPr>
+          <w:rFonts w:ascii="Segoe UI" w:hAnsi="Segoe UI" w:cs="Segoe UI"/>
+          <w:b/>
+          <w:bCs/>
+          <w:sz w:val="22"/>
+          <w:szCs w:val="22"/>
+        </w:rPr>
+        <w:t xml:space="preserve">{startDate}</w:t>
+      </w:r>
+      <w:r>
+        <w:rPr>
+          <w:rFonts w:ascii="Segoe UI" w:hAnsi="Segoe UI" w:cs="Segoe UI"/>
+          <w:sz w:val="22"/>
+          <w:szCs w:val="22"/>
+        </w:rPr>
+        <w:t xml:space="preserve"> to </w:t>
+      </w:r>
+      <w:r>
+        <w:rPr>
+          <w:rFonts w:ascii="Segoe UI" w:hAnsi="Segoe UI" w:cs="Segoe UI"/>
+          <w:b/>
+          <w:bCs/>
+          <w:sz w:val="22"/>
+          <w:szCs w:val="22"/>
+        </w:rPr>
+        <w:t xml:space="preserve">{endDate}</w:t>
+      </w:r>
+      <w:r>
+        <w:rPr>
+          <w:rFonts w:ascii="Segoe UI" w:hAnsi="Segoe UI" w:cs="Segoe UI"/>
+          <w:sz w:val="22"/>
+          <w:szCs w:val="22"/>
+        </w:rPr>
+        <w:t xml:space="preserve">. It may be subject to renewal based on mutual agreement between you and Luxury Careers.</w:t>
       </w:r>
     </w:p>
     <w:p>
@@ -1676,7 +1811,7 @@
           <w:sz w:val="22"/>
           <w:szCs w:val="22"/>
         </w:rPr>
-        <w:t>3</w:t>
+        <w:t>{probationMonths}</w:t>
       </w:r>
       <w:r>
         <w:rPr>

--- a/public/templates/my-cs-givenchy.docx
+++ b/public/templates/my-cs-givenchy.docx
@@ -126,7 +126,7 @@
     <w:p>
       <w:pPr>
         <w:spacing w:after="0" w:line="240" w:lineRule="auto"/>
-        <w:jc w:val="both"/>
+        <w:jc w:val="left"/>
         <w:rPr>
           <w:rFonts w:ascii="Segoe UI" w:hAnsi="Segoe UI" w:cs="Segoe UI"/>
           <w:sz w:val="22"/>
